--- a/LAB1/Lab1.2_Lop11THMT_1150080021_NguyenHungVanKhanh.docx
+++ b/LAB1/Lab1.2_Lop11THMT_1150080021_NguyenHungVanKhanh.docx
@@ -145,13 +145,7 @@
         <w:rPr>
           <w:rFonts w:ascii="Times New Roman" w:hAnsi="Times New Roman" w:cs="Times New Roman"/>
         </w:rPr>
-        <w:t xml:space="preserve"> T</w:t>
-      </w:r>
-      <w:r>
-        <w:rPr>
-          <w:rFonts w:ascii="Times New Roman" w:hAnsi="Times New Roman" w:cs="Times New Roman"/>
-        </w:rPr>
-        <w:t xml:space="preserve">elnet </w:t>
+        <w:t xml:space="preserve"> Telnet </w:t>
       </w:r>
       <w:proofErr w:type="spellStart"/>
       <w:r>
@@ -193,13 +187,7 @@
         <w:rPr>
           <w:rFonts w:ascii="Times New Roman" w:hAnsi="Times New Roman" w:cs="Times New Roman"/>
         </w:rPr>
-        <w:t xml:space="preserve"> 23</w:t>
-      </w:r>
-      <w:r>
-        <w:rPr>
-          <w:rFonts w:ascii="Times New Roman" w:hAnsi="Times New Roman" w:cs="Times New Roman"/>
-        </w:rPr>
-        <w:t xml:space="preserve"> hay </w:t>
+        <w:t xml:space="preserve"> 23 hay </w:t>
       </w:r>
       <w:proofErr w:type="spellStart"/>
       <w:r>
@@ -225,6 +213,7 @@
       <w:r>
         <w:rPr>
           <w:rFonts w:ascii="Times New Roman" w:hAnsi="Times New Roman" w:cs="Times New Roman"/>
+          <w:noProof/>
         </w:rPr>
         <w:drawing>
           <wp:inline distT="0" distB="0" distL="0" distR="0" wp14:anchorId="232F93D6" wp14:editId="226B889C">
@@ -357,13 +346,7 @@
         <w:rPr>
           <w:rFonts w:ascii="Times New Roman" w:hAnsi="Times New Roman" w:cs="Times New Roman"/>
         </w:rPr>
-        <w:t xml:space="preserve"> </w:t>
-      </w:r>
-      <w:r>
-        <w:rPr>
-          <w:rFonts w:ascii="Times New Roman" w:hAnsi="Times New Roman" w:cs="Times New Roman"/>
-        </w:rPr>
-        <w:t xml:space="preserve">2 card </w:t>
+        <w:t xml:space="preserve"> 2 card </w:t>
       </w:r>
       <w:proofErr w:type="spellStart"/>
       <w:r>
@@ -383,6 +366,7 @@
       <w:r>
         <w:rPr>
           <w:rFonts w:ascii="Times New Roman" w:hAnsi="Times New Roman" w:cs="Times New Roman"/>
+          <w:noProof/>
         </w:rPr>
         <w:drawing>
           <wp:inline distT="0" distB="0" distL="0" distR="0" wp14:anchorId="2A0CDFBF" wp14:editId="46C6E6AE">
@@ -476,6 +460,7 @@
       <w:r>
         <w:rPr>
           <w:rFonts w:ascii="Times New Roman" w:hAnsi="Times New Roman" w:cs="Times New Roman"/>
+          <w:noProof/>
         </w:rPr>
         <w:lastRenderedPageBreak/>
         <w:drawing>
@@ -524,6 +509,7 @@
       <w:r>
         <w:rPr>
           <w:rFonts w:ascii="Times New Roman" w:hAnsi="Times New Roman" w:cs="Times New Roman"/>
+          <w:noProof/>
         </w:rPr>
         <w:drawing>
           <wp:inline distT="0" distB="0" distL="0" distR="0" wp14:anchorId="1E436FF6" wp14:editId="1ADC47FC">
@@ -591,6 +577,7 @@
       <w:r>
         <w:rPr>
           <w:rFonts w:ascii="Times New Roman" w:hAnsi="Times New Roman" w:cs="Times New Roman"/>
+          <w:noProof/>
         </w:rPr>
         <w:lastRenderedPageBreak/>
         <w:drawing>
@@ -666,6 +653,7 @@
       <w:r>
         <w:rPr>
           <w:rFonts w:ascii="Times New Roman" w:hAnsi="Times New Roman" w:cs="Times New Roman"/>
+          <w:noProof/>
         </w:rPr>
         <w:lastRenderedPageBreak/>
         <w:drawing>
@@ -734,6 +722,7 @@
       <w:r>
         <w:rPr>
           <w:rFonts w:ascii="Times New Roman" w:hAnsi="Times New Roman" w:cs="Times New Roman"/>
+          <w:noProof/>
         </w:rPr>
         <w:lastRenderedPageBreak/>
         <w:drawing>
@@ -847,13 +836,7 @@
         <w:rPr>
           <w:rFonts w:ascii="Times New Roman" w:hAnsi="Times New Roman" w:cs="Times New Roman"/>
         </w:rPr>
-        <w:t xml:space="preserve"> ubuntu: </w:t>
-      </w:r>
-      <w:r>
-        <w:rPr>
-          <w:rFonts w:ascii="Times New Roman" w:hAnsi="Times New Roman" w:cs="Times New Roman"/>
-        </w:rPr>
-        <w:t>Vankhanh1*</w:t>
+        <w:t xml:space="preserve"> ubuntu: Vankhanh1*</w:t>
       </w:r>
     </w:p>
     <w:p>
@@ -865,6 +848,7 @@
       <w:r>
         <w:rPr>
           <w:rFonts w:ascii="Times New Roman" w:hAnsi="Times New Roman" w:cs="Times New Roman"/>
+          <w:noProof/>
         </w:rPr>
         <w:drawing>
           <wp:inline distT="0" distB="0" distL="0" distR="0" wp14:anchorId="2549B4A6" wp14:editId="17A41B4D">
@@ -932,6 +916,7 @@
       <w:r>
         <w:rPr>
           <w:rFonts w:ascii="Times New Roman" w:hAnsi="Times New Roman" w:cs="Times New Roman"/>
+          <w:noProof/>
         </w:rPr>
         <w:lastRenderedPageBreak/>
         <w:drawing>
@@ -980,6 +965,7 @@
       <w:r>
         <w:rPr>
           <w:rFonts w:ascii="Times New Roman" w:hAnsi="Times New Roman" w:cs="Times New Roman"/>
+          <w:noProof/>
         </w:rPr>
         <w:lastRenderedPageBreak/>
         <w:drawing>
@@ -1127,69 +1113,7 @@
         <w:rPr>
           <w:rFonts w:ascii="Times New Roman" w:hAnsi="Times New Roman" w:cs="Times New Roman"/>
         </w:rPr>
-        <w:t xml:space="preserve"> </w:t>
-      </w:r>
-      <w:r>
-        <w:rPr>
-          <w:rFonts w:ascii="Times New Roman" w:hAnsi="Times New Roman" w:cs="Times New Roman"/>
-        </w:rPr>
-        <w:t xml:space="preserve">Telnet </w:t>
-      </w:r>
-      <w:proofErr w:type="spellStart"/>
-      <w:r>
-        <w:rPr>
-          <w:rFonts w:ascii="Times New Roman" w:hAnsi="Times New Roman" w:cs="Times New Roman"/>
-        </w:rPr>
-        <w:t>là</w:t>
-      </w:r>
-      <w:proofErr w:type="spellEnd"/>
-      <w:r>
-        <w:rPr>
-          <w:rFonts w:ascii="Times New Roman" w:hAnsi="Times New Roman" w:cs="Times New Roman"/>
-        </w:rPr>
-        <w:t xml:space="preserve"> </w:t>
-      </w:r>
-      <w:proofErr w:type="spellStart"/>
-      <w:r>
-        <w:rPr>
-          <w:rFonts w:ascii="Times New Roman" w:hAnsi="Times New Roman" w:cs="Times New Roman"/>
-        </w:rPr>
-        <w:t>một</w:t>
-      </w:r>
-      <w:proofErr w:type="spellEnd"/>
-      <w:r>
-        <w:rPr>
-          <w:rFonts w:ascii="Times New Roman" w:hAnsi="Times New Roman" w:cs="Times New Roman"/>
-        </w:rPr>
-        <w:t xml:space="preserve"> </w:t>
-      </w:r>
-      <w:proofErr w:type="spellStart"/>
-      <w:r>
-        <w:rPr>
-          <w:rFonts w:ascii="Times New Roman" w:hAnsi="Times New Roman" w:cs="Times New Roman"/>
-        </w:rPr>
-        <w:t>giao</w:t>
-      </w:r>
-      <w:proofErr w:type="spellEnd"/>
-      <w:r>
-        <w:rPr>
-          <w:rFonts w:ascii="Times New Roman" w:hAnsi="Times New Roman" w:cs="Times New Roman"/>
-        </w:rPr>
-        <w:t xml:space="preserve"> </w:t>
-      </w:r>
-      <w:proofErr w:type="spellStart"/>
-      <w:r>
-        <w:rPr>
-          <w:rFonts w:ascii="Times New Roman" w:hAnsi="Times New Roman" w:cs="Times New Roman"/>
-        </w:rPr>
-        <w:t>thức</w:t>
-      </w:r>
-      <w:proofErr w:type="spellEnd"/>
-      <w:r>
-        <w:rPr>
-          <w:rFonts w:ascii="Times New Roman" w:hAnsi="Times New Roman" w:cs="Times New Roman"/>
-        </w:rPr>
-        <w:t xml:space="preserve"> </w:t>
+        <w:t xml:space="preserve"> Telnet </w:t>
       </w:r>
       <w:proofErr w:type="spellStart"/>
       <w:r>
@@ -1385,26 +1309,14 @@
         <w:rPr>
           <w:rFonts w:ascii="Times New Roman" w:hAnsi="Times New Roman" w:cs="Times New Roman"/>
         </w:rPr>
-        <w:t>.</w:t>
-      </w:r>
-      <w:r>
-        <w:rPr>
-          <w:rFonts w:ascii="Times New Roman" w:hAnsi="Times New Roman" w:cs="Times New Roman"/>
-        </w:rPr>
-        <w:t xml:space="preserve"> </w:t>
-      </w:r>
-      <w:r>
-        <w:rPr>
-          <w:rFonts w:ascii="Times New Roman" w:hAnsi="Times New Roman" w:cs="Times New Roman"/>
-        </w:rPr>
-        <w:t xml:space="preserve">Telnet </w:t>
-      </w:r>
-      <w:proofErr w:type="spellStart"/>
-      <w:r>
-        <w:rPr>
-          <w:rFonts w:ascii="Times New Roman" w:hAnsi="Times New Roman" w:cs="Times New Roman"/>
-        </w:rPr>
-        <w:t>thường</w:t>
+        <w:t xml:space="preserve"> </w:t>
+      </w:r>
+      <w:proofErr w:type="spellStart"/>
+      <w:r>
+        <w:rPr>
+          <w:rFonts w:ascii="Times New Roman" w:hAnsi="Times New Roman" w:cs="Times New Roman"/>
+        </w:rPr>
+        <w:t>và</w:t>
       </w:r>
       <w:proofErr w:type="spellEnd"/>
       <w:r>
@@ -1439,13 +1351,7 @@
         <w:rPr>
           <w:rFonts w:ascii="Times New Roman" w:hAnsi="Times New Roman" w:cs="Times New Roman"/>
         </w:rPr>
-        <w:t xml:space="preserve"> TCP port 23</w:t>
-      </w:r>
-      <w:r>
-        <w:rPr>
-          <w:rFonts w:ascii="Times New Roman" w:hAnsi="Times New Roman" w:cs="Times New Roman"/>
-        </w:rPr>
-        <w:t xml:space="preserve">. </w:t>
+        <w:t xml:space="preserve"> TCP port 23. </w:t>
       </w:r>
       <w:proofErr w:type="spellStart"/>
       <w:r>
@@ -1642,55 +1548,7 @@
         <w:rPr>
           <w:rFonts w:ascii="Times New Roman" w:hAnsi="Times New Roman" w:cs="Times New Roman"/>
         </w:rPr>
-        <w:t xml:space="preserve"> </w:t>
-      </w:r>
-      <w:r>
-        <w:rPr>
-          <w:rFonts w:ascii="Times New Roman" w:hAnsi="Times New Roman" w:cs="Times New Roman"/>
-        </w:rPr>
-        <w:t xml:space="preserve">SSH </w:t>
-      </w:r>
-      <w:proofErr w:type="spellStart"/>
-      <w:r>
-        <w:rPr>
-          <w:rFonts w:ascii="Times New Roman" w:hAnsi="Times New Roman" w:cs="Times New Roman"/>
-        </w:rPr>
-        <w:t>là</w:t>
-      </w:r>
-      <w:proofErr w:type="spellEnd"/>
-      <w:r>
-        <w:rPr>
-          <w:rFonts w:ascii="Times New Roman" w:hAnsi="Times New Roman" w:cs="Times New Roman"/>
-        </w:rPr>
-        <w:t xml:space="preserve"> </w:t>
-      </w:r>
-      <w:proofErr w:type="spellStart"/>
-      <w:r>
-        <w:rPr>
-          <w:rFonts w:ascii="Times New Roman" w:hAnsi="Times New Roman" w:cs="Times New Roman"/>
-        </w:rPr>
-        <w:t>giao</w:t>
-      </w:r>
-      <w:proofErr w:type="spellEnd"/>
-      <w:r>
-        <w:rPr>
-          <w:rFonts w:ascii="Times New Roman" w:hAnsi="Times New Roman" w:cs="Times New Roman"/>
-        </w:rPr>
-        <w:t xml:space="preserve"> </w:t>
-      </w:r>
-      <w:proofErr w:type="spellStart"/>
-      <w:r>
-        <w:rPr>
-          <w:rFonts w:ascii="Times New Roman" w:hAnsi="Times New Roman" w:cs="Times New Roman"/>
-        </w:rPr>
-        <w:t>thức</w:t>
-      </w:r>
-      <w:proofErr w:type="spellEnd"/>
-      <w:r>
-        <w:rPr>
-          <w:rFonts w:ascii="Times New Roman" w:hAnsi="Times New Roman" w:cs="Times New Roman"/>
-        </w:rPr>
-        <w:t xml:space="preserve"> </w:t>
+        <w:t xml:space="preserve"> SSH </w:t>
       </w:r>
       <w:proofErr w:type="spellStart"/>
       <w:r>
@@ -1900,26 +1758,14 @@
         <w:rPr>
           <w:rFonts w:ascii="Times New Roman" w:hAnsi="Times New Roman" w:cs="Times New Roman"/>
         </w:rPr>
-        <w:t>.</w:t>
-      </w:r>
-      <w:r>
-        <w:rPr>
-          <w:rFonts w:ascii="Times New Roman" w:hAnsi="Times New Roman" w:cs="Times New Roman"/>
-        </w:rPr>
-        <w:t xml:space="preserve"> </w:t>
-      </w:r>
-      <w:r>
-        <w:rPr>
-          <w:rFonts w:ascii="Times New Roman" w:hAnsi="Times New Roman" w:cs="Times New Roman"/>
-        </w:rPr>
-        <w:t xml:space="preserve">SSH </w:t>
-      </w:r>
-      <w:proofErr w:type="spellStart"/>
-      <w:r>
-        <w:rPr>
-          <w:rFonts w:ascii="Times New Roman" w:hAnsi="Times New Roman" w:cs="Times New Roman"/>
-        </w:rPr>
-        <w:t>thường</w:t>
+        <w:t xml:space="preserve"> </w:t>
+      </w:r>
+      <w:proofErr w:type="spellStart"/>
+      <w:r>
+        <w:rPr>
+          <w:rFonts w:ascii="Times New Roman" w:hAnsi="Times New Roman" w:cs="Times New Roman"/>
+        </w:rPr>
+        <w:t>và</w:t>
       </w:r>
       <w:proofErr w:type="spellEnd"/>
       <w:r>
@@ -1954,13 +1800,7 @@
         <w:rPr>
           <w:rFonts w:ascii="Times New Roman" w:hAnsi="Times New Roman" w:cs="Times New Roman"/>
         </w:rPr>
-        <w:t xml:space="preserve"> TCP port 22</w:t>
-      </w:r>
-      <w:r>
-        <w:rPr>
-          <w:rFonts w:ascii="Times New Roman" w:hAnsi="Times New Roman" w:cs="Times New Roman"/>
-        </w:rPr>
-        <w:t xml:space="preserve">. </w:t>
+        <w:t xml:space="preserve"> TCP port 22. </w:t>
       </w:r>
       <w:proofErr w:type="spellStart"/>
       <w:r>
@@ -2047,7 +1887,6 @@
         <w:t xml:space="preserve"> xa, </w:t>
       </w:r>
       <w:proofErr w:type="spellStart"/>
-      <w:proofErr w:type="gramStart"/>
       <w:r>
         <w:rPr>
           <w:rFonts w:ascii="Times New Roman" w:hAnsi="Times New Roman" w:cs="Times New Roman"/>
@@ -2059,7 +1898,7 @@
         <w:rPr>
           <w:rFonts w:ascii="Times New Roman" w:hAnsi="Times New Roman" w:cs="Times New Roman"/>
         </w:rPr>
-        <w:t xml:space="preserve">  </w:t>
+        <w:t xml:space="preserve"> </w:t>
       </w:r>
       <w:proofErr w:type="spellStart"/>
       <w:r>
@@ -2069,7 +1908,6 @@
         <w:t>nhập</w:t>
       </w:r>
       <w:proofErr w:type="spellEnd"/>
-      <w:proofErr w:type="gramEnd"/>
       <w:r>
         <w:rPr>
           <w:rFonts w:ascii="Times New Roman" w:hAnsi="Times New Roman" w:cs="Times New Roman"/>
@@ -2101,7 +1939,6 @@
           <w:b/>
           <w:bCs/>
         </w:rPr>
-        <w:lastRenderedPageBreak/>
         <w:t>Câu</w:t>
       </w:r>
       <w:proofErr w:type="spellEnd"/>
@@ -4039,7 +3876,6 @@
         <w:t xml:space="preserve"> </w:t>
       </w:r>
       <w:proofErr w:type="spellStart"/>
-      <w:proofErr w:type="gramStart"/>
       <w:r>
         <w:rPr>
           <w:rFonts w:ascii="Times New Roman" w:hAnsi="Times New Roman" w:cs="Times New Roman"/>
@@ -4051,20 +3887,7 @@
         <w:rPr>
           <w:rFonts w:ascii="Times New Roman" w:hAnsi="Times New Roman" w:cs="Times New Roman"/>
         </w:rPr>
-        <w:t xml:space="preserve">  </w:t>
-      </w:r>
-      <w:r>
-        <w:rPr>
-          <w:rFonts w:ascii="Times New Roman" w:hAnsi="Times New Roman" w:cs="Times New Roman"/>
-        </w:rPr>
-        <w:t>Public</w:t>
-      </w:r>
-      <w:proofErr w:type="gramEnd"/>
-      <w:r>
-        <w:rPr>
-          <w:rFonts w:ascii="Times New Roman" w:hAnsi="Times New Roman" w:cs="Times New Roman"/>
-        </w:rPr>
-        <w:t>-key authentication</w:t>
+        <w:t xml:space="preserve"> Public-key authentication</w:t>
       </w:r>
     </w:p>
     <w:p>
@@ -4076,6 +3899,7 @@
       <w:r>
         <w:rPr>
           <w:rFonts w:ascii="Times New Roman" w:hAnsi="Times New Roman" w:cs="Times New Roman"/>
+          <w:noProof/>
         </w:rPr>
         <w:lastRenderedPageBreak/>
         <w:drawing>
@@ -4124,6 +3948,7 @@
       <w:r>
         <w:rPr>
           <w:rFonts w:ascii="Times New Roman" w:hAnsi="Times New Roman" w:cs="Times New Roman"/>
+          <w:noProof/>
         </w:rPr>
         <w:drawing>
           <wp:inline distT="0" distB="0" distL="0" distR="0" wp14:anchorId="536D7E9E" wp14:editId="1EDC7395">
@@ -11320,6 +11145,7 @@
   <w:style w:type="character" w:default="1" w:styleId="DefaultParagraphFont">
     <w:name w:val="Default Paragraph Font"/>
     <w:uiPriority w:val="1"/>
+    <w:semiHidden/>
     <w:unhideWhenUsed/>
   </w:style>
   <w:style w:type="table" w:default="1" w:styleId="TableNormal">
